--- a/app/data/template.docx
+++ b/app/data/template.docx
@@ -17,7 +17,28 @@
           <w:sz w:val="28"/>
           <w:szCs w:val="28"/>
         </w:rPr>
-        <w:t>&lt;Title&gt;</w:t>
+        <w:t>&lt;</w:t>
+      </w:r>
+      <w:r>
+        <w:rPr>
+          <w:sz w:val="28"/>
+          <w:szCs w:val="28"/>
+        </w:rPr>
+        <w:t>t</w:t>
+      </w:r>
+      <w:r>
+        <w:rPr>
+          <w:sz w:val="28"/>
+          <w:szCs w:val="28"/>
+        </w:rPr>
+        <w:t>itle</w:t>
+      </w:r>
+      <w:r>
+        <w:rPr>
+          <w:sz w:val="28"/>
+          <w:szCs w:val="28"/>
+        </w:rPr>
+        <w:t>&gt;</w:t>
       </w:r>
     </w:p>
     <w:p>
@@ -37,7 +58,7 @@
       </w:r>
       <w:r>
         <w:drawing>
-          <wp:inline wp14:editId="390235C4" wp14:anchorId="4EBC054A">
+          <wp:inline wp14:editId="2BD326B3" wp14:anchorId="4EBC054A">
             <wp:extent cx="1196480" cy="1173313"/>
             <wp:effectExtent l="0" t="0" r="0" b="0"/>
             <wp:docPr id="1193159364" name="Imagem 1" descr="Desenho de um prédio&#10;&#10;O conteúdo gerado por IA pode estar incorreto."/>
@@ -818,7 +839,7 @@
         </w:rPr>
         <w:t xml:space="preserve">, a cidade estará cheia e repleta de programação. Veja mais no Instagram da prefeitura de Porto de Galinhas </w:t>
       </w:r>
-      <w:hyperlink r:id="R7fbd4c206212465d">
+      <w:hyperlink r:id="R2fe48262e79c438a">
         <w:r>
           <w:rPr>
             <w:rStyle w:val="Hyperlink"/>
